--- a/Division of Work + Attendance Appendix.docx
+++ b/Division of Work + Attendance Appendix.docx
@@ -345,6 +345,18 @@
       </w:r>
       <w:r>
         <w:t>iscussion</w:t>
+      </w:r>
+    </w:p>
+    <w:p>
+      <w:pPr>
+        <w:pStyle w:val="ListParagraph"/>
+        <w:numPr>
+          <w:ilvl w:val="0"/>
+          <w:numId w:val="1"/>
+        </w:numPr>
+      </w:pPr>
+      <w:r>
+        <w:t>Video demonstration</w:t>
       </w:r>
     </w:p>
     <w:p/>
@@ -536,7 +548,6 @@
           <w:sz w:val="28"/>
           <w:szCs w:val="28"/>
         </w:rPr>
-        <w:lastRenderedPageBreak/>
         <w:t>Meeting schedule + attendance</w:t>
       </w:r>
     </w:p>
@@ -556,7 +567,13 @@
         <w:t>Meetings</w:t>
       </w:r>
       <w:r>
-        <w:t>: Tuesday or Friday every week from Team Allocation to Due Date)</w:t>
+        <w:t xml:space="preserve">: Tuesday </w:t>
+      </w:r>
+      <w:r>
+        <w:t>and</w:t>
+      </w:r>
+      <w:r>
+        <w:t xml:space="preserve"> Friday every week from Team Allocation to Due Date)</w:t>
       </w:r>
     </w:p>
     <w:p>
